--- a/backend/scripts/output.docx
+++ b/backend/scripts/output.docx
@@ -58,7 +58,7 @@
         <w:rPr>
           <w:rFonts w:ascii="Simplified Arabic" w:hAnsi="Simplified Arabic" w:cs="Simplified Arabic"/>
           <w:sz w:val="26"/>
-          <w:szCs w:val="50"/>
+          <w:szCs w:val="26"/>
           <w:rtl/>
           <w:lang w:bidi="ar-EG"/>
         </w:rPr>
@@ -197,7 +197,7 @@
               <w:rPr>
                 <w:rFonts w:ascii="Simplified Arabic" w:hAnsi="Simplified Arabic" w:cs="Simplified Arabic"/>
                 <w:sz w:val="26"/>
-                <w:szCs w:val="50"/>
+                <w:szCs w:val="26"/>
                 <w:rtl/>
                 <w:lang w:bidi="ar-EG"/>
               </w:rPr>
@@ -294,7 +294,7 @@
               <w:rPr>
                 <w:rFonts w:ascii="Simplified Arabic" w:hAnsi="Simplified Arabic" w:cs="Simplified Arabic"/>
                 <w:sz w:val="26"/>
-                <w:szCs w:val="50"/>
+                <w:szCs w:val="26"/>
                 <w:rtl/>
                 <w:lang w:bidi="ar-EG"/>
               </w:rPr>
@@ -415,7 +415,7 @@
               <w:rPr>
                 <w:rFonts w:ascii="Simplified Arabic" w:hAnsi="Simplified Arabic" w:cs="Simplified Arabic"/>
                 <w:sz w:val="26"/>
-                <w:szCs w:val="50"/>
+                <w:szCs w:val="26"/>
                 <w:rtl/>
                 <w:lang w:bidi="ar-EG"/>
               </w:rPr>
@@ -571,7 +571,7 @@
               <w:rPr>
                 <w:rFonts w:ascii="Simplified Arabic" w:hAnsi="Simplified Arabic" w:cs="Simplified Arabic"/>
                 <w:sz w:val="26"/>
-                <w:szCs w:val="50"/>
+                <w:szCs w:val="26"/>
                 <w:rtl/>
                 <w:lang w:bidi="ar-EG"/>
               </w:rPr>
@@ -710,7 +710,7 @@
               <w:rPr>
                 <w:rFonts w:ascii="Simplified Arabic" w:hAnsi="Simplified Arabic" w:cs="Simplified Arabic"/>
                 <w:sz w:val="26"/>
-                <w:szCs w:val="50"/>
+                <w:szCs w:val="26"/>
                 <w:rtl/>
                 <w:lang w:bidi="ar-EG"/>
               </w:rPr>
@@ -813,7 +813,7 @@
               <w:rPr>
                 <w:rFonts w:ascii="Simplified Arabic" w:hAnsi="Simplified Arabic" w:cs="Simplified Arabic"/>
                 <w:sz w:val="26"/>
-                <w:szCs w:val="50"/>
+                <w:szCs w:val="26"/>
                 <w:rtl/>
                 <w:lang w:bidi="ar-EG"/>
               </w:rPr>
@@ -951,7 +951,7 @@
               <w:rPr>
                 <w:rFonts w:ascii="Simplified Arabic" w:hAnsi="Simplified Arabic" w:cs="Simplified Arabic"/>
                 <w:sz w:val="26"/>
-                <w:szCs w:val="50"/>
+                <w:szCs w:val="26"/>
                 <w:rtl/>
                 <w:lang w:bidi="ar-EG"/>
               </w:rPr>
@@ -1361,13 +1361,19 @@
               <w:bottom w:val="single" w:sz="4" w:space="0" w:color="000000"/>
               <w:right w:val="single" w:sz="4" w:space="0" w:color="000000"/>
             </w:tcBorders>
+            <w:tcMar>
+              <w:top w:w="80" w:type="dxa"/>
+              <w:left w:w="140" w:type="dxa"/>
+              <w:bottom w:w="80" w:type="dxa"/>
+              <w:right w:w="140" w:type="dxa"/>
+            </w:tcMar>
             <w:vAlign w:val="center"/>
           </w:tcPr>
           <w:p>
             <w:pPr>
               <w:pStyle w:val="Normal"/>
               <w:bidi w:val="1"/>
-              <w:spacing w:lineRule="auto" w:line="120"/>
+              <w:spacing w:line="300" w:lineRule="auto"/>
               <w:ind w:right="-709"/>
               <w:jc w:val="left"/>
               <w:rPr>
@@ -1390,7 +1396,7 @@
               <w:rPr>
                 <w:rFonts w:ascii="Simplified Arabic" w:hAnsi="Simplified Arabic" w:cs="Simplified Arabic"/>
                 <w:sz w:val="26"/>
-                <w:szCs w:val="50"/>
+                <w:szCs w:val="26"/>
                 <w:rtl/>
                 <w:lang w:bidi="ar-EG"/>
               </w:rPr>
@@ -1408,13 +1414,19 @@
               <w:bottom w:val="single" w:sz="4" w:space="0" w:color="000000"/>
               <w:right w:val="single" w:sz="4" w:space="0" w:color="000000"/>
             </w:tcBorders>
+            <w:tcMar>
+              <w:top w:w="80" w:type="dxa"/>
+              <w:left w:w="140" w:type="dxa"/>
+              <w:bottom w:w="80" w:type="dxa"/>
+              <w:right w:w="140" w:type="dxa"/>
+            </w:tcMar>
             <w:vAlign w:val="center"/>
           </w:tcPr>
           <w:p>
             <w:pPr>
               <w:pStyle w:val="Normal"/>
               <w:bidi w:val="1"/>
-              <w:spacing w:lineRule="auto" w:line="120"/>
+              <w:spacing w:line="300" w:lineRule="auto"/>
               <w:ind w:right="-709"/>
               <w:jc w:val="left"/>
               <w:rPr>
@@ -1437,7 +1449,7 @@
               <w:rPr>
                 <w:rFonts w:ascii="Simplified Arabic" w:hAnsi="Simplified Arabic" w:cs="Simplified Arabic"/>
                 <w:sz w:val="26"/>
-                <w:szCs w:val="50"/>
+                <w:szCs w:val="26"/>
                 <w:rtl/>
                 <w:lang w:bidi="ar-EG"/>
               </w:rPr>
@@ -1666,7 +1678,7 @@
               <w:rPr>
                 <w:rFonts w:ascii="Simplified Arabic" w:hAnsi="Simplified Arabic" w:cs="Simplified Arabic"/>
                 <w:sz w:val="26"/>
-                <w:szCs w:val="50"/>
+                <w:szCs w:val="26"/>
                 <w:rtl/>
                 <w:lang w:bidi="ar-EG"/>
               </w:rPr>
@@ -2204,7 +2216,7 @@
               <w:rPr>
                 <w:rFonts w:ascii="Simplified Arabic" w:hAnsi="Simplified Arabic" w:cs="Simplified Arabic"/>
                 <w:sz w:val="26"/>
-                <w:szCs w:val="50"/>
+                <w:szCs w:val="26"/>
                 <w:rtl/>
                 <w:lang w:bidi="ar-EG"/>
               </w:rPr>
@@ -2248,7 +2260,7 @@
               <w:rPr>
                 <w:rFonts w:ascii="Simplified Arabic" w:hAnsi="Simplified Arabic" w:cs="Simplified Arabic"/>
                 <w:sz w:val="26"/>
-                <w:szCs w:val="50"/>
+                <w:szCs w:val="26"/>
                 <w:rtl/>
                 <w:lang w:bidi="ar-EG"/>
               </w:rPr>
@@ -2292,7 +2304,7 @@
               <w:rPr>
                 <w:rFonts w:ascii="Simplified Arabic" w:hAnsi="Simplified Arabic" w:cs="Simplified Arabic"/>
                 <w:sz w:val="26"/>
-                <w:szCs w:val="50"/>
+                <w:szCs w:val="26"/>
                 <w:rtl/>
                 <w:lang w:bidi="ar-EG"/>
               </w:rPr>
@@ -2336,7 +2348,7 @@
               <w:rPr>
                 <w:rFonts w:ascii="Simplified Arabic" w:hAnsi="Simplified Arabic" w:cs="Simplified Arabic"/>
                 <w:sz w:val="26"/>
-                <w:szCs w:val="50"/>
+                <w:szCs w:val="26"/>
                 <w:rtl/>
                 <w:lang w:bidi="ar-EG"/>
               </w:rPr>
@@ -2661,7 +2673,7 @@
               <w:rPr>
                 <w:rFonts w:ascii="Simplified Arabic" w:hAnsi="Simplified Arabic" w:cs="Simplified Arabic"/>
                 <w:sz w:val="26"/>
-                <w:szCs w:val="50"/>
+                <w:szCs w:val="26"/>
                 <w:rtl/>
                 <w:lang w:bidi="ar-EG"/>
               </w:rPr>
@@ -2752,7 +2764,7 @@
               <w:rPr>
                 <w:rFonts w:ascii="Simplified Arabic" w:hAnsi="Simplified Arabic" w:cs="Simplified Arabic"/>
                 <w:sz w:val="26"/>
-                <w:szCs w:val="50"/>
+                <w:szCs w:val="26"/>
                 <w:rtl/>
                 <w:lang w:bidi="ar-EG"/>
               </w:rPr>
@@ -2973,7 +2985,7 @@
               <w:rPr>
                 <w:rFonts w:ascii="Simplified Arabic" w:hAnsi="Simplified Arabic" w:cs="Simplified Arabic"/>
                 <w:sz w:val="26"/>
-                <w:szCs w:val="50"/>
+                <w:szCs w:val="26"/>
                 <w:rtl/>
                 <w:lang w:bidi="ar-EG"/>
               </w:rPr>
@@ -3384,13 +3396,19 @@
               <w:bottom w:val="single" w:sz="4" w:space="0" w:color="000000"/>
               <w:right w:val="single" w:sz="4" w:space="0" w:color="000000"/>
             </w:tcBorders>
+            <w:tcMar>
+              <w:top w:w="80" w:type="dxa"/>
+              <w:left w:w="140" w:type="dxa"/>
+              <w:bottom w:w="80" w:type="dxa"/>
+              <w:right w:w="140" w:type="dxa"/>
+            </w:tcMar>
             <w:vAlign w:val="center"/>
           </w:tcPr>
           <w:p>
             <w:pPr>
               <w:pStyle w:val="Normal"/>
               <w:bidi w:val="1"/>
-              <w:spacing w:lineRule="auto" w:line="120"/>
+              <w:spacing w:line="300" w:lineRule="auto"/>
               <w:ind w:right="-709"/>
               <w:jc w:val="left"/>
               <w:rPr>
@@ -3413,7 +3431,7 @@
               <w:rPr>
                 <w:rFonts w:ascii="Simplified Arabic" w:hAnsi="Simplified Arabic" w:cs="Simplified Arabic"/>
                 <w:sz w:val="26"/>
-                <w:szCs w:val="50"/>
+                <w:szCs w:val="26"/>
                 <w:rtl/>
                 <w:lang w:bidi="ar-EG"/>
               </w:rPr>
@@ -3431,13 +3449,19 @@
               <w:bottom w:val="single" w:sz="4" w:space="0" w:color="000000"/>
               <w:right w:val="single" w:sz="4" w:space="0" w:color="000000"/>
             </w:tcBorders>
+            <w:tcMar>
+              <w:top w:w="80" w:type="dxa"/>
+              <w:left w:w="140" w:type="dxa"/>
+              <w:bottom w:w="80" w:type="dxa"/>
+              <w:right w:w="140" w:type="dxa"/>
+            </w:tcMar>
             <w:vAlign w:val="center"/>
           </w:tcPr>
           <w:p>
             <w:pPr>
               <w:pStyle w:val="Normal"/>
               <w:bidi w:val="1"/>
-              <w:spacing w:lineRule="auto" w:line="120"/>
+              <w:spacing w:line="300" w:lineRule="auto"/>
               <w:ind w:right="-709"/>
               <w:jc w:val="left"/>
               <w:rPr>
@@ -3460,7 +3484,7 @@
               <w:rPr>
                 <w:rFonts w:ascii="Simplified Arabic" w:hAnsi="Simplified Arabic" w:cs="Simplified Arabic"/>
                 <w:sz w:val="26"/>
-                <w:szCs w:val="50"/>
+                <w:szCs w:val="26"/>
                 <w:rtl/>
                 <w:lang w:bidi="ar-EG"/>
               </w:rPr>
